--- a/docx/solutions-ws1.docx
+++ b/docx/solutions-ws1.docx
@@ -3342,7 +3342,7 @@
                 <w:sz w:val="22"/>
                 <w:rtl/>
               </w:rPr>
-              <w:t xml:space="preserve">علامة ✅</w:t>
+              <w:t xml:space="preserve">علامة ✔</w:t>
             </w:r>
           </w:p>
         </w:tc>

--- a/docx/solutions-ws1.docx
+++ b/docx/solutions-ws1.docx
@@ -630,6 +630,15 @@
         <w:tblStyle w:val="Table"/>
         <w:tblW w:type="auto" w:w="0"/>
         <w:tblLook w:firstRow="1" w:lastRow="0" w:firstColumn="0" w:lastColumn="0" w:noHBand="0" w:noVBand="0" w:val="0020"/>
+        <w:jc w:val="center"/>
+        <w:tblBorders>
+          <w:top w:val="single" w:sz="4" w:color="C9D3DE"/>
+          <w:left w:val="single" w:sz="4" w:color="C9D3DE"/>
+          <w:bottom w:val="single" w:sz="4" w:color="C9D3DE"/>
+          <w:right w:val="single" w:sz="4" w:color="C9D3DE"/>
+          <w:insideH w:val="single" w:sz="4" w:color="C9D3DE"/>
+          <w:insideV w:val="single" w:sz="4" w:color="C9D3DE"/>
+        </w:tblBorders>
         <w:bidiVisual/>
       </w:tblPr>
       <w:tblGrid>
@@ -644,14 +653,18 @@
           <w:tblHeader w:val="on"/>
         </w:trPr>
         <w:tc>
-          <w:tcPr/>
-          <w:p>
-            <w:pPr>
-              <w:pStyle w:val="Compact"/>
-              <w:bidi/>
-            </w:pPr>
-            <w:r>
-              <w:rPr>
+          <w:tcPr>
+            <w:shd w:val="clear" w:color="auto" w:fill="1E3A5F"/>
+          </w:tcPr>
+          <w:p>
+            <w:pPr>
+              <w:pStyle w:val="Compact"/>
+              <w:bidi/>
+            </w:pPr>
+            <w:r>
+              <w:rPr>
+                <w:b/>
+                <w:color w:val="FFFFFF"/>
                 <w:sz w:val="22"/>
                 <w:rtl/>
               </w:rPr>
@@ -660,14 +673,18 @@
           </w:p>
         </w:tc>
         <w:tc>
-          <w:tcPr/>
-          <w:p>
-            <w:pPr>
-              <w:pStyle w:val="Compact"/>
-              <w:bidi/>
-            </w:pPr>
-            <w:r>
-              <w:rPr>
+          <w:tcPr>
+            <w:shd w:val="clear" w:color="auto" w:fill="1E3A5F"/>
+          </w:tcPr>
+          <w:p>
+            <w:pPr>
+              <w:pStyle w:val="Compact"/>
+              <w:bidi/>
+            </w:pPr>
+            <w:r>
+              <w:rPr>
+                <w:b/>
+                <w:color w:val="FFFFFF"/>
                 <w:sz w:val="22"/>
                 <w:rtl/>
               </w:rPr>
@@ -676,14 +693,18 @@
           </w:p>
         </w:tc>
         <w:tc>
-          <w:tcPr/>
-          <w:p>
-            <w:pPr>
-              <w:pStyle w:val="Compact"/>
-              <w:bidi/>
-            </w:pPr>
-            <w:r>
-              <w:rPr>
+          <w:tcPr>
+            <w:shd w:val="clear" w:color="auto" w:fill="1E3A5F"/>
+          </w:tcPr>
+          <w:p>
+            <w:pPr>
+              <w:pStyle w:val="Compact"/>
+              <w:bidi/>
+            </w:pPr>
+            <w:r>
+              <w:rPr>
+                <w:b/>
+                <w:color w:val="FFFFFF"/>
                 <w:sz w:val="22"/>
                 <w:rtl/>
               </w:rPr>
@@ -692,14 +713,18 @@
           </w:p>
         </w:tc>
         <w:tc>
-          <w:tcPr/>
-          <w:p>
-            <w:pPr>
-              <w:pStyle w:val="Compact"/>
-              <w:bidi/>
-            </w:pPr>
-            <w:r>
-              <w:rPr>
+          <w:tcPr>
+            <w:shd w:val="clear" w:color="auto" w:fill="1E3A5F"/>
+          </w:tcPr>
+          <w:p>
+            <w:pPr>
+              <w:pStyle w:val="Compact"/>
+              <w:bidi/>
+            </w:pPr>
+            <w:r>
+              <w:rPr>
+                <w:b/>
+                <w:color w:val="FFFFFF"/>
                 <w:sz w:val="22"/>
                 <w:rtl/>
               </w:rPr>
@@ -708,14 +733,18 @@
           </w:p>
         </w:tc>
         <w:tc>
-          <w:tcPr/>
-          <w:p>
-            <w:pPr>
-              <w:pStyle w:val="Compact"/>
-              <w:bidi/>
-            </w:pPr>
-            <w:r>
-              <w:rPr>
+          <w:tcPr>
+            <w:shd w:val="clear" w:color="auto" w:fill="1E3A5F"/>
+          </w:tcPr>
+          <w:p>
+            <w:pPr>
+              <w:pStyle w:val="Compact"/>
+              <w:bidi/>
+            </w:pPr>
+            <w:r>
+              <w:rPr>
+                <w:b/>
+                <w:color w:val="FFFFFF"/>
                 <w:sz w:val="22"/>
                 <w:rtl/>
               </w:rPr>
@@ -837,7 +866,9 @@
       </w:tr>
       <w:tr>
         <w:tc>
-          <w:tcPr/>
+          <w:tcPr>
+            <w:shd w:val="clear" w:color="auto" w:fill="FAFCFE"/>
+          </w:tcPr>
           <w:p>
             <w:pPr>
               <w:pStyle w:val="Compact"/>
@@ -853,7 +884,9 @@
           </w:p>
         </w:tc>
         <w:tc>
-          <w:tcPr/>
+          <w:tcPr>
+            <w:shd w:val="clear" w:color="auto" w:fill="FAFCFE"/>
+          </w:tcPr>
           <w:p>
             <w:pPr>
               <w:pStyle w:val="Compact"/>
@@ -869,7 +902,9 @@
           </w:p>
         </w:tc>
         <w:tc>
-          <w:tcPr/>
+          <w:tcPr>
+            <w:shd w:val="clear" w:color="auto" w:fill="FAFCFE"/>
+          </w:tcPr>
           <w:p>
             <w:pPr>
               <w:pStyle w:val="Compact"/>
@@ -885,7 +920,9 @@
           </w:p>
         </w:tc>
         <w:tc>
-          <w:tcPr/>
+          <w:tcPr>
+            <w:shd w:val="clear" w:color="auto" w:fill="FAFCFE"/>
+          </w:tcPr>
           <w:p>
             <w:pPr>
               <w:pStyle w:val="Compact"/>
@@ -938,7 +975,9 @@
           </w:p>
         </w:tc>
         <w:tc>
-          <w:tcPr/>
+          <w:tcPr>
+            <w:shd w:val="clear" w:color="auto" w:fill="FAFCFE"/>
+          </w:tcPr>
           <w:p>
             <w:pPr>
               <w:pStyle w:val="Compact"/>
@@ -1038,7 +1077,9 @@
       </w:tr>
       <w:tr>
         <w:tc>
-          <w:tcPr/>
+          <w:tcPr>
+            <w:shd w:val="clear" w:color="auto" w:fill="FAFCFE"/>
+          </w:tcPr>
           <w:p>
             <w:pPr>
               <w:pStyle w:val="Compact"/>
@@ -1054,7 +1095,9 @@
           </w:p>
         </w:tc>
         <w:tc>
-          <w:tcPr/>
+          <w:tcPr>
+            <w:shd w:val="clear" w:color="auto" w:fill="FAFCFE"/>
+          </w:tcPr>
           <w:p>
             <w:pPr>
               <w:pStyle w:val="Compact"/>
@@ -1070,7 +1113,9 @@
           </w:p>
         </w:tc>
         <w:tc>
-          <w:tcPr/>
+          <w:tcPr>
+            <w:shd w:val="clear" w:color="auto" w:fill="FAFCFE"/>
+          </w:tcPr>
           <w:p>
             <w:pPr>
               <w:pStyle w:val="Compact"/>
@@ -1086,7 +1131,9 @@
           </w:p>
         </w:tc>
         <w:tc>
-          <w:tcPr/>
+          <w:tcPr>
+            <w:shd w:val="clear" w:color="auto" w:fill="FAFCFE"/>
+          </w:tcPr>
           <w:p>
             <w:pPr>
               <w:pStyle w:val="Compact"/>
@@ -1102,7 +1149,9 @@
           </w:p>
         </w:tc>
         <w:tc>
-          <w:tcPr/>
+          <w:tcPr>
+            <w:shd w:val="clear" w:color="auto" w:fill="FAFCFE"/>
+          </w:tcPr>
           <w:p>
             <w:pPr>
               <w:pStyle w:val="Compact"/>
@@ -1239,7 +1288,9 @@
       </w:tr>
       <w:tr>
         <w:tc>
-          <w:tcPr/>
+          <w:tcPr>
+            <w:shd w:val="clear" w:color="auto" w:fill="FAFCFE"/>
+          </w:tcPr>
           <w:p>
             <w:pPr>
               <w:pStyle w:val="Compact"/>
@@ -1255,7 +1306,9 @@
           </w:p>
         </w:tc>
         <w:tc>
-          <w:tcPr/>
+          <w:tcPr>
+            <w:shd w:val="clear" w:color="auto" w:fill="FAFCFE"/>
+          </w:tcPr>
           <w:p>
             <w:pPr>
               <w:pStyle w:val="Compact"/>
@@ -1271,7 +1324,9 @@
           </w:p>
         </w:tc>
         <w:tc>
-          <w:tcPr/>
+          <w:tcPr>
+            <w:shd w:val="clear" w:color="auto" w:fill="FAFCFE"/>
+          </w:tcPr>
           <w:p>
             <w:pPr>
               <w:pStyle w:val="Compact"/>
@@ -1287,7 +1342,9 @@
           </w:p>
         </w:tc>
         <w:tc>
-          <w:tcPr/>
+          <w:tcPr>
+            <w:shd w:val="clear" w:color="auto" w:fill="FAFCFE"/>
+          </w:tcPr>
           <w:p>
             <w:pPr>
               <w:pStyle w:val="Compact"/>
@@ -1332,7 +1389,9 @@
           </w:p>
         </w:tc>
         <w:tc>
-          <w:tcPr/>
+          <w:tcPr>
+            <w:shd w:val="clear" w:color="auto" w:fill="FAFCFE"/>
+          </w:tcPr>
           <w:p>
             <w:pPr>
               <w:pStyle w:val="Compact"/>
@@ -1666,6 +1725,15 @@
         <w:tblStyle w:val="Table"/>
         <w:tblW w:type="auto" w:w="0"/>
         <w:tblLook w:firstRow="1" w:lastRow="0" w:firstColumn="0" w:lastColumn="0" w:noHBand="0" w:noVBand="0" w:val="0020"/>
+        <w:jc w:val="center"/>
+        <w:tblBorders>
+          <w:top w:val="single" w:sz="4" w:color="C9D3DE"/>
+          <w:left w:val="single" w:sz="4" w:color="C9D3DE"/>
+          <w:bottom w:val="single" w:sz="4" w:color="C9D3DE"/>
+          <w:right w:val="single" w:sz="4" w:color="C9D3DE"/>
+          <w:insideH w:val="single" w:sz="4" w:color="C9D3DE"/>
+          <w:insideV w:val="single" w:sz="4" w:color="C9D3DE"/>
+        </w:tblBorders>
         <w:bidiVisual/>
       </w:tblPr>
       <w:tblGrid>
@@ -1678,14 +1746,18 @@
           <w:tblHeader w:val="on"/>
         </w:trPr>
         <w:tc>
-          <w:tcPr/>
-          <w:p>
-            <w:pPr>
-              <w:pStyle w:val="Compact"/>
-              <w:bidi/>
-            </w:pPr>
-            <w:r>
-              <w:rPr>
+          <w:tcPr>
+            <w:shd w:val="clear" w:color="auto" w:fill="1E3A5F"/>
+          </w:tcPr>
+          <w:p>
+            <w:pPr>
+              <w:pStyle w:val="Compact"/>
+              <w:bidi/>
+            </w:pPr>
+            <w:r>
+              <w:rPr>
+                <w:b/>
+                <w:color w:val="FFFFFF"/>
                 <w:sz w:val="22"/>
                 <w:rtl/>
               </w:rPr>
@@ -1694,14 +1766,18 @@
           </w:p>
         </w:tc>
         <w:tc>
-          <w:tcPr/>
-          <w:p>
-            <w:pPr>
-              <w:pStyle w:val="Compact"/>
-              <w:bidi/>
-            </w:pPr>
-            <w:r>
-              <w:rPr>
+          <w:tcPr>
+            <w:shd w:val="clear" w:color="auto" w:fill="1E3A5F"/>
+          </w:tcPr>
+          <w:p>
+            <w:pPr>
+              <w:pStyle w:val="Compact"/>
+              <w:bidi/>
+            </w:pPr>
+            <w:r>
+              <w:rPr>
+                <w:b/>
+                <w:color w:val="FFFFFF"/>
                 <w:sz w:val="22"/>
                 <w:rtl/>
               </w:rPr>
@@ -1710,14 +1786,18 @@
           </w:p>
         </w:tc>
         <w:tc>
-          <w:tcPr/>
-          <w:p>
-            <w:pPr>
-              <w:pStyle w:val="Compact"/>
-              <w:bidi/>
-            </w:pPr>
-            <w:r>
-              <w:rPr>
+          <w:tcPr>
+            <w:shd w:val="clear" w:color="auto" w:fill="1E3A5F"/>
+          </w:tcPr>
+          <w:p>
+            <w:pPr>
+              <w:pStyle w:val="Compact"/>
+              <w:bidi/>
+            </w:pPr>
+            <w:r>
+              <w:rPr>
+                <w:b/>
+                <w:color w:val="FFFFFF"/>
                 <w:sz w:val="22"/>
                 <w:rtl/>
               </w:rPr>
@@ -1807,7 +1887,9 @@
       </w:tr>
       <w:tr>
         <w:tc>
-          <w:tcPr/>
+          <w:tcPr>
+            <w:shd w:val="clear" w:color="auto" w:fill="FAFCFE"/>
+          </w:tcPr>
           <w:p>
             <w:pPr>
               <w:pStyle w:val="Compact"/>
@@ -1823,7 +1905,9 @@
           </w:p>
         </w:tc>
         <w:tc>
-          <w:tcPr/>
+          <w:tcPr>
+            <w:shd w:val="clear" w:color="auto" w:fill="FAFCFE"/>
+          </w:tcPr>
           <w:p>
             <w:pPr>
               <w:pStyle w:val="Compact"/>
@@ -1839,7 +1923,9 @@
           </w:p>
         </w:tc>
         <w:tc>
-          <w:tcPr/>
+          <w:tcPr>
+            <w:shd w:val="clear" w:color="auto" w:fill="FAFCFE"/>
+          </w:tcPr>
           <w:p>
             <w:pPr>
               <w:pStyle w:val="Compact"/>
@@ -1936,7 +2022,9 @@
       </w:tr>
       <w:tr>
         <w:tc>
-          <w:tcPr/>
+          <w:tcPr>
+            <w:shd w:val="clear" w:color="auto" w:fill="FAFCFE"/>
+          </w:tcPr>
           <w:p>
             <w:pPr>
               <w:pStyle w:val="Compact"/>
@@ -1953,7 +2041,9 @@
           </w:p>
         </w:tc>
         <w:tc>
-          <w:tcPr/>
+          <w:tcPr>
+            <w:shd w:val="clear" w:color="auto" w:fill="FAFCFE"/>
+          </w:tcPr>
           <w:p>
             <w:pPr>
               <w:pStyle w:val="Compact"/>
@@ -1969,7 +2059,9 @@
           </w:p>
         </w:tc>
         <w:tc>
-          <w:tcPr/>
+          <w:tcPr>
+            <w:shd w:val="clear" w:color="auto" w:fill="FAFCFE"/>
+          </w:tcPr>
           <w:p>
             <w:pPr>
               <w:pStyle w:val="Compact"/>
@@ -2333,6 +2425,15 @@
         <w:tblStyle w:val="Table"/>
         <w:tblW w:type="auto" w:w="0"/>
         <w:tblLook w:firstRow="1" w:lastRow="0" w:firstColumn="0" w:lastColumn="0" w:noHBand="0" w:noVBand="0" w:val="0020"/>
+        <w:jc w:val="center"/>
+        <w:tblBorders>
+          <w:top w:val="single" w:sz="4" w:color="C9D3DE"/>
+          <w:left w:val="single" w:sz="4" w:color="C9D3DE"/>
+          <w:bottom w:val="single" w:sz="4" w:color="C9D3DE"/>
+          <w:right w:val="single" w:sz="4" w:color="C9D3DE"/>
+          <w:insideH w:val="single" w:sz="4" w:color="C9D3DE"/>
+          <w:insideV w:val="single" w:sz="4" w:color="C9D3DE"/>
+        </w:tblBorders>
         <w:bidiVisual/>
       </w:tblPr>
       <w:tblGrid>
@@ -2345,14 +2446,18 @@
           <w:tblHeader w:val="on"/>
         </w:trPr>
         <w:tc>
-          <w:tcPr/>
-          <w:p>
-            <w:pPr>
-              <w:pStyle w:val="Compact"/>
-              <w:bidi/>
-            </w:pPr>
-            <w:r>
-              <w:rPr>
+          <w:tcPr>
+            <w:shd w:val="clear" w:color="auto" w:fill="1E3A5F"/>
+          </w:tcPr>
+          <w:p>
+            <w:pPr>
+              <w:pStyle w:val="Compact"/>
+              <w:bidi/>
+            </w:pPr>
+            <w:r>
+              <w:rPr>
+                <w:b/>
+                <w:color w:val="FFFFFF"/>
                 <w:sz w:val="22"/>
                 <w:rtl/>
               </w:rPr>
@@ -2361,14 +2466,18 @@
           </w:p>
         </w:tc>
         <w:tc>
-          <w:tcPr/>
-          <w:p>
-            <w:pPr>
-              <w:pStyle w:val="Compact"/>
-              <w:bidi/>
-            </w:pPr>
-            <w:r>
-              <w:rPr>
+          <w:tcPr>
+            <w:shd w:val="clear" w:color="auto" w:fill="1E3A5F"/>
+          </w:tcPr>
+          <w:p>
+            <w:pPr>
+              <w:pStyle w:val="Compact"/>
+              <w:bidi/>
+            </w:pPr>
+            <w:r>
+              <w:rPr>
+                <w:b/>
+                <w:color w:val="FFFFFF"/>
                 <w:sz w:val="22"/>
                 <w:rtl/>
               </w:rPr>
@@ -2377,14 +2486,18 @@
           </w:p>
         </w:tc>
         <w:tc>
-          <w:tcPr/>
-          <w:p>
-            <w:pPr>
-              <w:pStyle w:val="Compact"/>
-              <w:bidi/>
-            </w:pPr>
-            <w:r>
-              <w:rPr>
+          <w:tcPr>
+            <w:shd w:val="clear" w:color="auto" w:fill="1E3A5F"/>
+          </w:tcPr>
+          <w:p>
+            <w:pPr>
+              <w:pStyle w:val="Compact"/>
+              <w:bidi/>
+            </w:pPr>
+            <w:r>
+              <w:rPr>
+                <w:b/>
+                <w:color w:val="FFFFFF"/>
                 <w:sz w:val="22"/>
                 <w:rtl/>
               </w:rPr>
@@ -2445,7 +2558,9 @@
       </w:tr>
       <w:tr>
         <w:tc>
-          <w:tcPr/>
+          <w:tcPr>
+            <w:shd w:val="clear" w:color="auto" w:fill="FAFCFE"/>
+          </w:tcPr>
           <w:p>
             <w:pPr>
               <w:pStyle w:val="Compact"/>
@@ -2476,7 +2591,9 @@
           </w:p>
         </w:tc>
         <w:tc>
-          <w:tcPr/>
+          <w:tcPr>
+            <w:shd w:val="clear" w:color="auto" w:fill="FAFCFE"/>
+          </w:tcPr>
           <w:p>
             <w:pPr>
               <w:pStyle w:val="Compact"/>
@@ -2492,7 +2609,9 @@
           </w:p>
         </w:tc>
         <w:tc>
-          <w:tcPr/>
+          <w:tcPr>
+            <w:shd w:val="clear" w:color="auto" w:fill="FAFCFE"/>
+          </w:tcPr>
           <w:p>
             <w:pPr>
               <w:pStyle w:val="Compact"/>
@@ -2575,7 +2694,9 @@
       </w:tr>
       <w:tr>
         <w:tc>
-          <w:tcPr/>
+          <w:tcPr>
+            <w:shd w:val="clear" w:color="auto" w:fill="FAFCFE"/>
+          </w:tcPr>
           <w:p>
             <w:pPr>
               <w:pStyle w:val="Compact"/>
@@ -2620,7 +2741,9 @@
           </w:p>
         </w:tc>
         <w:tc>
-          <w:tcPr/>
+          <w:tcPr>
+            <w:shd w:val="clear" w:color="auto" w:fill="FAFCFE"/>
+          </w:tcPr>
           <w:p>
             <w:pPr>
               <w:pStyle w:val="Compact"/>
@@ -2636,7 +2759,9 @@
           </w:p>
         </w:tc>
         <w:tc>
-          <w:tcPr/>
+          <w:tcPr>
+            <w:shd w:val="clear" w:color="auto" w:fill="FAFCFE"/>
+          </w:tcPr>
           <w:p>
             <w:pPr>
               <w:pStyle w:val="Compact"/>
@@ -2865,6 +2990,15 @@
         <w:tblStyle w:val="Table"/>
         <w:tblW w:type="auto" w:w="0"/>
         <w:tblLook w:firstRow="1" w:lastRow="0" w:firstColumn="0" w:lastColumn="0" w:noHBand="0" w:noVBand="0" w:val="0020"/>
+        <w:jc w:val="center"/>
+        <w:tblBorders>
+          <w:top w:val="single" w:sz="4" w:color="C9D3DE"/>
+          <w:left w:val="single" w:sz="4" w:color="C9D3DE"/>
+          <w:bottom w:val="single" w:sz="4" w:color="C9D3DE"/>
+          <w:right w:val="single" w:sz="4" w:color="C9D3DE"/>
+          <w:insideH w:val="single" w:sz="4" w:color="C9D3DE"/>
+          <w:insideV w:val="single" w:sz="4" w:color="C9D3DE"/>
+        </w:tblBorders>
         <w:bidiVisual/>
       </w:tblPr>
       <w:tblGrid>
@@ -2878,14 +3012,18 @@
           <w:tblHeader w:val="on"/>
         </w:trPr>
         <w:tc>
-          <w:tcPr/>
-          <w:p>
-            <w:pPr>
-              <w:pStyle w:val="Compact"/>
-              <w:bidi/>
-            </w:pPr>
-            <w:r>
-              <w:rPr>
+          <w:tcPr>
+            <w:shd w:val="clear" w:color="auto" w:fill="1E3A5F"/>
+          </w:tcPr>
+          <w:p>
+            <w:pPr>
+              <w:pStyle w:val="Compact"/>
+              <w:bidi/>
+            </w:pPr>
+            <w:r>
+              <w:rPr>
+                <w:b/>
+                <w:color w:val="FFFFFF"/>
                 <w:sz w:val="22"/>
                 <w:rtl/>
               </w:rPr>
@@ -2894,14 +3032,18 @@
           </w:p>
         </w:tc>
         <w:tc>
-          <w:tcPr/>
-          <w:p>
-            <w:pPr>
-              <w:pStyle w:val="Compact"/>
-              <w:bidi/>
-            </w:pPr>
-            <w:r>
-              <w:rPr>
+          <w:tcPr>
+            <w:shd w:val="clear" w:color="auto" w:fill="1E3A5F"/>
+          </w:tcPr>
+          <w:p>
+            <w:pPr>
+              <w:pStyle w:val="Compact"/>
+              <w:bidi/>
+            </w:pPr>
+            <w:r>
+              <w:rPr>
+                <w:b/>
+                <w:color w:val="FFFFFF"/>
                 <w:sz w:val="22"/>
                 <w:rtl/>
               </w:rPr>
@@ -2910,14 +3052,18 @@
           </w:p>
         </w:tc>
         <w:tc>
-          <w:tcPr/>
-          <w:p>
-            <w:pPr>
-              <w:pStyle w:val="Compact"/>
-              <w:bidi/>
-            </w:pPr>
-            <w:r>
-              <w:rPr>
+          <w:tcPr>
+            <w:shd w:val="clear" w:color="auto" w:fill="1E3A5F"/>
+          </w:tcPr>
+          <w:p>
+            <w:pPr>
+              <w:pStyle w:val="Compact"/>
+              <w:bidi/>
+            </w:pPr>
+            <w:r>
+              <w:rPr>
+                <w:b/>
+                <w:color w:val="FFFFFF"/>
                 <w:sz w:val="22"/>
                 <w:rtl/>
               </w:rPr>
@@ -2926,14 +3072,18 @@
           </w:p>
         </w:tc>
         <w:tc>
-          <w:tcPr/>
-          <w:p>
-            <w:pPr>
-              <w:pStyle w:val="Compact"/>
-              <w:bidi/>
-            </w:pPr>
-            <w:r>
-              <w:rPr>
+          <w:tcPr>
+            <w:shd w:val="clear" w:color="auto" w:fill="1E3A5F"/>
+          </w:tcPr>
+          <w:p>
+            <w:pPr>
+              <w:pStyle w:val="Compact"/>
+              <w:bidi/>
+            </w:pPr>
+            <w:r>
+              <w:rPr>
+                <w:b/>
+                <w:color w:val="FFFFFF"/>
                 <w:sz w:val="22"/>
                 <w:rtl/>
               </w:rPr>
@@ -3040,7 +3190,9 @@
       </w:tr>
       <w:tr>
         <w:tc>
-          <w:tcPr/>
+          <w:tcPr>
+            <w:shd w:val="clear" w:color="auto" w:fill="FAFCFE"/>
+          </w:tcPr>
           <w:p>
             <w:pPr>
               <w:pStyle w:val="Compact"/>
@@ -3056,7 +3208,9 @@
           </w:p>
         </w:tc>
         <w:tc>
-          <w:tcPr/>
+          <w:tcPr>
+            <w:shd w:val="clear" w:color="auto" w:fill="FAFCFE"/>
+          </w:tcPr>
           <w:p>
             <w:pPr>
               <w:pStyle w:val="Compact"/>
@@ -3072,7 +3226,9 @@
           </w:p>
         </w:tc>
         <w:tc>
-          <w:tcPr/>
+          <w:tcPr>
+            <w:shd w:val="clear" w:color="auto" w:fill="FAFCFE"/>
+          </w:tcPr>
           <w:p>
             <w:pPr>
               <w:pStyle w:val="Compact"/>
@@ -3089,7 +3245,9 @@
           </w:p>
         </w:tc>
         <w:tc>
-          <w:tcPr/>
+          <w:tcPr>
+            <w:shd w:val="clear" w:color="auto" w:fill="FAFCFE"/>
+          </w:tcPr>
           <w:p>
             <w:pPr>
               <w:pStyle w:val="Compact"/>
@@ -3174,7 +3332,9 @@
       </w:tr>
       <w:tr>
         <w:tc>
-          <w:tcPr/>
+          <w:tcPr>
+            <w:shd w:val="clear" w:color="auto" w:fill="FAFCFE"/>
+          </w:tcPr>
           <w:p>
             <w:pPr>
               <w:pStyle w:val="Compact"/>
@@ -3190,7 +3350,9 @@
           </w:p>
         </w:tc>
         <w:tc>
-          <w:tcPr/>
+          <w:tcPr>
+            <w:shd w:val="clear" w:color="auto" w:fill="FAFCFE"/>
+          </w:tcPr>
           <w:p>
             <w:pPr>
               <w:pStyle w:val="Compact"/>
@@ -3206,7 +3368,9 @@
           </w:p>
         </w:tc>
         <w:tc>
-          <w:tcPr/>
+          <w:tcPr>
+            <w:shd w:val="clear" w:color="auto" w:fill="FAFCFE"/>
+          </w:tcPr>
           <w:p>
             <w:pPr>
               <w:pStyle w:val="Compact"/>
@@ -3252,7 +3416,9 @@
           </w:p>
         </w:tc>
         <w:tc>
-          <w:tcPr/>
+          <w:tcPr>
+            <w:shd w:val="clear" w:color="auto" w:fill="FAFCFE"/>
+          </w:tcPr>
           <w:p>
             <w:pPr>
               <w:pStyle w:val="Compact"/>
@@ -3287,6 +3453,15 @@
         <w:tblStyle w:val="Table"/>
         <w:tblW w:type="auto" w:w="0"/>
         <w:tblLook w:firstRow="1" w:lastRow="0" w:firstColumn="0" w:lastColumn="0" w:noHBand="0" w:noVBand="0" w:val="0020"/>
+        <w:jc w:val="center"/>
+        <w:tblBorders>
+          <w:top w:val="single" w:sz="4" w:color="C9D3DE"/>
+          <w:left w:val="single" w:sz="4" w:color="C9D3DE"/>
+          <w:bottom w:val="single" w:sz="4" w:color="C9D3DE"/>
+          <w:right w:val="single" w:sz="4" w:color="C9D3DE"/>
+          <w:insideH w:val="single" w:sz="4" w:color="C9D3DE"/>
+          <w:insideV w:val="single" w:sz="4" w:color="C9D3DE"/>
+        </w:tblBorders>
         <w:bidiVisual/>
       </w:tblPr>
       <w:tblGrid>
@@ -3299,14 +3474,18 @@
           <w:tblHeader w:val="on"/>
         </w:trPr>
         <w:tc>
-          <w:tcPr/>
-          <w:p>
-            <w:pPr>
-              <w:pStyle w:val="Compact"/>
-              <w:bidi/>
-            </w:pPr>
-            <w:r>
-              <w:rPr>
+          <w:tcPr>
+            <w:shd w:val="clear" w:color="auto" w:fill="1E3A5F"/>
+          </w:tcPr>
+          <w:p>
+            <w:pPr>
+              <w:pStyle w:val="Compact"/>
+              <w:bidi/>
+            </w:pPr>
+            <w:r>
+              <w:rPr>
+                <w:b/>
+                <w:color w:val="FFFFFF"/>
                 <w:sz w:val="22"/>
                 <w:rtl/>
               </w:rPr>
@@ -3315,14 +3494,18 @@
           </w:p>
         </w:tc>
         <w:tc>
-          <w:tcPr/>
-          <w:p>
-            <w:pPr>
-              <w:pStyle w:val="Compact"/>
-              <w:bidi/>
-            </w:pPr>
-            <w:r>
-              <w:rPr>
+          <w:tcPr>
+            <w:shd w:val="clear" w:color="auto" w:fill="1E3A5F"/>
+          </w:tcPr>
+          <w:p>
+            <w:pPr>
+              <w:pStyle w:val="Compact"/>
+              <w:bidi/>
+            </w:pPr>
+            <w:r>
+              <w:rPr>
+                <w:b/>
+                <w:color w:val="FFFFFF"/>
                 <w:sz w:val="22"/>
                 <w:rtl/>
               </w:rPr>
@@ -3331,14 +3514,18 @@
           </w:p>
         </w:tc>
         <w:tc>
-          <w:tcPr/>
-          <w:p>
-            <w:pPr>
-              <w:pStyle w:val="Compact"/>
-              <w:bidi/>
-            </w:pPr>
-            <w:r>
-              <w:rPr>
+          <w:tcPr>
+            <w:shd w:val="clear" w:color="auto" w:fill="1E3A5F"/>
+          </w:tcPr>
+          <w:p>
+            <w:pPr>
+              <w:pStyle w:val="Compact"/>
+              <w:bidi/>
+            </w:pPr>
+            <w:r>
+              <w:rPr>
+                <w:b/>
+                <w:color w:val="FFFFFF"/>
                 <w:sz w:val="22"/>
                 <w:rtl/>
               </w:rPr>
@@ -3393,7 +3580,9 @@
       </w:tr>
       <w:tr>
         <w:tc>
-          <w:tcPr/>
+          <w:tcPr>
+            <w:shd w:val="clear" w:color="auto" w:fill="FAFCFE"/>
+          </w:tcPr>
           <w:p>
             <w:pPr>
               <w:pStyle w:val="Compact"/>
@@ -3409,7 +3598,9 @@
           </w:p>
         </w:tc>
         <w:tc>
-          <w:tcPr/>
+          <w:tcPr>
+            <w:shd w:val="clear" w:color="auto" w:fill="FAFCFE"/>
+          </w:tcPr>
           <w:p>
             <w:pPr>
               <w:pStyle w:val="Compact"/>
@@ -3426,7 +3617,9 @@
           </w:p>
         </w:tc>
         <w:tc>
-          <w:tcPr/>
+          <w:tcPr>
+            <w:shd w:val="clear" w:color="auto" w:fill="FAFCFE"/>
+          </w:tcPr>
           <w:p>
             <w:pPr>
               <w:pStyle w:val="Compact"/>
@@ -3904,6 +4097,15 @@
         <w:tblStyle w:val="Table"/>
         <w:tblW w:type="auto" w:w="0"/>
         <w:tblLook w:firstRow="1" w:lastRow="0" w:firstColumn="0" w:lastColumn="0" w:noHBand="0" w:noVBand="0" w:val="0020"/>
+        <w:jc w:val="center"/>
+        <w:tblBorders>
+          <w:top w:val="single" w:sz="4" w:color="C9D3DE"/>
+          <w:left w:val="single" w:sz="4" w:color="C9D3DE"/>
+          <w:bottom w:val="single" w:sz="4" w:color="C9D3DE"/>
+          <w:right w:val="single" w:sz="4" w:color="C9D3DE"/>
+          <w:insideH w:val="single" w:sz="4" w:color="C9D3DE"/>
+          <w:insideV w:val="single" w:sz="4" w:color="C9D3DE"/>
+        </w:tblBorders>
         <w:bidiVisual/>
       </w:tblPr>
       <w:tblGrid>
@@ -3916,14 +4118,18 @@
           <w:tblHeader w:val="on"/>
         </w:trPr>
         <w:tc>
-          <w:tcPr/>
-          <w:p>
-            <w:pPr>
-              <w:pStyle w:val="Compact"/>
-              <w:bidi/>
-            </w:pPr>
-            <w:r>
-              <w:rPr>
+          <w:tcPr>
+            <w:shd w:val="clear" w:color="auto" w:fill="1E3A5F"/>
+          </w:tcPr>
+          <w:p>
+            <w:pPr>
+              <w:pStyle w:val="Compact"/>
+              <w:bidi/>
+            </w:pPr>
+            <w:r>
+              <w:rPr>
+                <w:b/>
+                <w:color w:val="FFFFFF"/>
                 <w:sz w:val="22"/>
                 <w:rtl/>
               </w:rPr>
@@ -3932,14 +4138,18 @@
           </w:p>
         </w:tc>
         <w:tc>
-          <w:tcPr/>
-          <w:p>
-            <w:pPr>
-              <w:pStyle w:val="Compact"/>
-              <w:bidi/>
-            </w:pPr>
-            <w:r>
-              <w:rPr>
+          <w:tcPr>
+            <w:shd w:val="clear" w:color="auto" w:fill="1E3A5F"/>
+          </w:tcPr>
+          <w:p>
+            <w:pPr>
+              <w:pStyle w:val="Compact"/>
+              <w:bidi/>
+            </w:pPr>
+            <w:r>
+              <w:rPr>
+                <w:b/>
+                <w:color w:val="FFFFFF"/>
                 <w:sz w:val="22"/>
                 <w:rtl/>
               </w:rPr>
@@ -3948,14 +4158,18 @@
           </w:p>
         </w:tc>
         <w:tc>
-          <w:tcPr/>
-          <w:p>
-            <w:pPr>
-              <w:pStyle w:val="Compact"/>
-              <w:bidi/>
-            </w:pPr>
-            <w:r>
-              <w:rPr>
+          <w:tcPr>
+            <w:shd w:val="clear" w:color="auto" w:fill="1E3A5F"/>
+          </w:tcPr>
+          <w:p>
+            <w:pPr>
+              <w:pStyle w:val="Compact"/>
+              <w:bidi/>
+            </w:pPr>
+            <w:r>
+              <w:rPr>
+                <w:b/>
+                <w:color w:val="FFFFFF"/>
                 <w:sz w:val="22"/>
                 <w:rtl/>
               </w:rPr>
@@ -4016,7 +4230,9 @@
       </w:tr>
       <w:tr>
         <w:tc>
-          <w:tcPr/>
+          <w:tcPr>
+            <w:shd w:val="clear" w:color="auto" w:fill="FAFCFE"/>
+          </w:tcPr>
           <w:p>
             <w:pPr>
               <w:pStyle w:val="Compact"/>
@@ -4106,7 +4322,9 @@
           </w:p>
         </w:tc>
         <w:tc>
-          <w:tcPr/>
+          <w:tcPr>
+            <w:shd w:val="clear" w:color="auto" w:fill="FAFCFE"/>
+          </w:tcPr>
           <w:p>
             <w:pPr>
               <w:pStyle w:val="Compact"/>
@@ -4122,7 +4340,9 @@
           </w:p>
         </w:tc>
         <w:tc>
-          <w:tcPr/>
+          <w:tcPr>
+            <w:shd w:val="clear" w:color="auto" w:fill="FAFCFE"/>
+          </w:tcPr>
           <w:p>
             <w:pPr>
               <w:pStyle w:val="Compact"/>
@@ -4263,7 +4483,9 @@
       </w:tr>
       <w:tr>
         <w:tc>
-          <w:tcPr/>
+          <w:tcPr>
+            <w:shd w:val="clear" w:color="auto" w:fill="FAFCFE"/>
+          </w:tcPr>
           <w:p>
             <w:pPr>
               <w:pStyle w:val="Compact"/>
@@ -4279,7 +4501,9 @@
           </w:p>
         </w:tc>
         <w:tc>
-          <w:tcPr/>
+          <w:tcPr>
+            <w:shd w:val="clear" w:color="auto" w:fill="FAFCFE"/>
+          </w:tcPr>
           <w:p>
             <w:pPr>
               <w:pStyle w:val="Compact"/>
@@ -4295,7 +4519,9 @@
           </w:p>
         </w:tc>
         <w:tc>
-          <w:tcPr/>
+          <w:tcPr>
+            <w:shd w:val="clear" w:color="auto" w:fill="FAFCFE"/>
+          </w:tcPr>
           <w:p>
             <w:pPr>
               <w:pStyle w:val="Compact"/>
@@ -4793,6 +5019,15 @@
         <w:tblStyle w:val="Table"/>
         <w:tblW w:type="auto" w:w="0"/>
         <w:tblLook w:firstRow="1" w:lastRow="0" w:firstColumn="0" w:lastColumn="0" w:noHBand="0" w:noVBand="0" w:val="0020"/>
+        <w:jc w:val="center"/>
+        <w:tblBorders>
+          <w:top w:val="single" w:sz="4" w:color="C9D3DE"/>
+          <w:left w:val="single" w:sz="4" w:color="C9D3DE"/>
+          <w:bottom w:val="single" w:sz="4" w:color="C9D3DE"/>
+          <w:right w:val="single" w:sz="4" w:color="C9D3DE"/>
+          <w:insideH w:val="single" w:sz="4" w:color="C9D3DE"/>
+          <w:insideV w:val="single" w:sz="4" w:color="C9D3DE"/>
+        </w:tblBorders>
         <w:bidiVisual/>
       </w:tblPr>
       <w:tblGrid>
@@ -4805,14 +5040,18 @@
           <w:tblHeader w:val="on"/>
         </w:trPr>
         <w:tc>
-          <w:tcPr/>
-          <w:p>
-            <w:pPr>
-              <w:pStyle w:val="Compact"/>
-              <w:bidi/>
-            </w:pPr>
-            <w:r>
-              <w:rPr>
+          <w:tcPr>
+            <w:shd w:val="clear" w:color="auto" w:fill="1E3A5F"/>
+          </w:tcPr>
+          <w:p>
+            <w:pPr>
+              <w:pStyle w:val="Compact"/>
+              <w:bidi/>
+            </w:pPr>
+            <w:r>
+              <w:rPr>
+                <w:b/>
+                <w:color w:val="FFFFFF"/>
                 <w:sz w:val="22"/>
                 <w:rtl/>
               </w:rPr>
@@ -4821,14 +5060,18 @@
           </w:p>
         </w:tc>
         <w:tc>
-          <w:tcPr/>
-          <w:p>
-            <w:pPr>
-              <w:pStyle w:val="Compact"/>
-              <w:bidi/>
-            </w:pPr>
-            <w:r>
-              <w:rPr>
+          <w:tcPr>
+            <w:shd w:val="clear" w:color="auto" w:fill="1E3A5F"/>
+          </w:tcPr>
+          <w:p>
+            <w:pPr>
+              <w:pStyle w:val="Compact"/>
+              <w:bidi/>
+            </w:pPr>
+            <w:r>
+              <w:rPr>
+                <w:b/>
+                <w:color w:val="FFFFFF"/>
                 <w:sz w:val="22"/>
                 <w:rtl/>
               </w:rPr>
@@ -4837,14 +5080,18 @@
           </w:p>
         </w:tc>
         <w:tc>
-          <w:tcPr/>
-          <w:p>
-            <w:pPr>
-              <w:pStyle w:val="Compact"/>
-              <w:bidi/>
-            </w:pPr>
-            <w:r>
-              <w:rPr>
+          <w:tcPr>
+            <w:shd w:val="clear" w:color="auto" w:fill="1E3A5F"/>
+          </w:tcPr>
+          <w:p>
+            <w:pPr>
+              <w:pStyle w:val="Compact"/>
+              <w:bidi/>
+            </w:pPr>
+            <w:r>
+              <w:rPr>
+                <w:b/>
+                <w:color w:val="FFFFFF"/>
                 <w:sz w:val="22"/>
                 <w:rtl/>
               </w:rPr>
@@ -4905,7 +5152,9 @@
       </w:tr>
       <w:tr>
         <w:tc>
-          <w:tcPr/>
+          <w:tcPr>
+            <w:shd w:val="clear" w:color="auto" w:fill="FAFCFE"/>
+          </w:tcPr>
           <w:p>
             <w:pPr>
               <w:pStyle w:val="Compact"/>
@@ -4921,7 +5170,9 @@
           </w:p>
         </w:tc>
         <w:tc>
-          <w:tcPr/>
+          <w:tcPr>
+            <w:shd w:val="clear" w:color="auto" w:fill="FAFCFE"/>
+          </w:tcPr>
           <w:p>
             <w:pPr>
               <w:pStyle w:val="Compact"/>
@@ -4966,7 +5217,9 @@
           </w:p>
         </w:tc>
         <w:tc>
-          <w:tcPr/>
+          <w:tcPr>
+            <w:shd w:val="clear" w:color="auto" w:fill="FAFCFE"/>
+          </w:tcPr>
           <w:p>
             <w:pPr>
               <w:pStyle w:val="Compact"/>
@@ -5034,7 +5287,9 @@
       </w:tr>
       <w:tr>
         <w:tc>
-          <w:tcPr/>
+          <w:tcPr>
+            <w:shd w:val="clear" w:color="auto" w:fill="FAFCFE"/>
+          </w:tcPr>
           <w:p>
             <w:pPr>
               <w:pStyle w:val="Compact"/>
@@ -5050,7 +5305,9 @@
           </w:p>
         </w:tc>
         <w:tc>
-          <w:tcPr/>
+          <w:tcPr>
+            <w:shd w:val="clear" w:color="auto" w:fill="FAFCFE"/>
+          </w:tcPr>
           <w:p>
             <w:pPr>
               <w:pStyle w:val="Compact"/>
@@ -5095,7 +5352,9 @@
           </w:p>
         </w:tc>
         <w:tc>
-          <w:tcPr/>
+          <w:tcPr>
+            <w:shd w:val="clear" w:color="auto" w:fill="FAFCFE"/>
+          </w:tcPr>
           <w:p>
             <w:pPr>
               <w:pStyle w:val="Compact"/>
@@ -5330,6 +5589,15 @@
         <w:tblStyle w:val="Table"/>
         <w:tblW w:type="auto" w:w="0"/>
         <w:tblLook w:firstRow="1" w:lastRow="0" w:firstColumn="0" w:lastColumn="0" w:noHBand="0" w:noVBand="0" w:val="0020"/>
+        <w:jc w:val="center"/>
+        <w:tblBorders>
+          <w:top w:val="single" w:sz="4" w:color="C9D3DE"/>
+          <w:left w:val="single" w:sz="4" w:color="C9D3DE"/>
+          <w:bottom w:val="single" w:sz="4" w:color="C9D3DE"/>
+          <w:right w:val="single" w:sz="4" w:color="C9D3DE"/>
+          <w:insideH w:val="single" w:sz="4" w:color="C9D3DE"/>
+          <w:insideV w:val="single" w:sz="4" w:color="C9D3DE"/>
+        </w:tblBorders>
         <w:bidiVisual/>
       </w:tblPr>
       <w:tblGrid>
@@ -5342,14 +5610,18 @@
           <w:tblHeader w:val="on"/>
         </w:trPr>
         <w:tc>
-          <w:tcPr/>
-          <w:p>
-            <w:pPr>
-              <w:pStyle w:val="Compact"/>
-              <w:bidi/>
-            </w:pPr>
-            <w:r>
-              <w:rPr>
+          <w:tcPr>
+            <w:shd w:val="clear" w:color="auto" w:fill="1E3A5F"/>
+          </w:tcPr>
+          <w:p>
+            <w:pPr>
+              <w:pStyle w:val="Compact"/>
+              <w:bidi/>
+            </w:pPr>
+            <w:r>
+              <w:rPr>
+                <w:b/>
+                <w:color w:val="FFFFFF"/>
                 <w:sz w:val="22"/>
                 <w:rtl/>
               </w:rPr>
@@ -5358,14 +5630,18 @@
           </w:p>
         </w:tc>
         <w:tc>
-          <w:tcPr/>
-          <w:p>
-            <w:pPr>
-              <w:pStyle w:val="Compact"/>
-              <w:bidi/>
-            </w:pPr>
-            <w:r>
-              <w:rPr>
+          <w:tcPr>
+            <w:shd w:val="clear" w:color="auto" w:fill="1E3A5F"/>
+          </w:tcPr>
+          <w:p>
+            <w:pPr>
+              <w:pStyle w:val="Compact"/>
+              <w:bidi/>
+            </w:pPr>
+            <w:r>
+              <w:rPr>
+                <w:b/>
+                <w:color w:val="FFFFFF"/>
                 <w:sz w:val="22"/>
                 <w:rtl/>
               </w:rPr>
@@ -5374,14 +5650,18 @@
           </w:p>
         </w:tc>
         <w:tc>
-          <w:tcPr/>
-          <w:p>
-            <w:pPr>
-              <w:pStyle w:val="Compact"/>
-              <w:bidi/>
-            </w:pPr>
-            <w:r>
-              <w:rPr>
+          <w:tcPr>
+            <w:shd w:val="clear" w:color="auto" w:fill="1E3A5F"/>
+          </w:tcPr>
+          <w:p>
+            <w:pPr>
+              <w:pStyle w:val="Compact"/>
+              <w:bidi/>
+            </w:pPr>
+            <w:r>
+              <w:rPr>
+                <w:b/>
+                <w:color w:val="FFFFFF"/>
                 <w:sz w:val="22"/>
                 <w:rtl/>
               </w:rPr>
@@ -5442,7 +5722,9 @@
       </w:tr>
       <w:tr>
         <w:tc>
-          <w:tcPr/>
+          <w:tcPr>
+            <w:shd w:val="clear" w:color="auto" w:fill="FAFCFE"/>
+          </w:tcPr>
           <w:p>
             <w:pPr>
               <w:pStyle w:val="Compact"/>
@@ -5516,7 +5798,9 @@
           </w:p>
         </w:tc>
         <w:tc>
-          <w:tcPr/>
+          <w:tcPr>
+            <w:shd w:val="clear" w:color="auto" w:fill="FAFCFE"/>
+          </w:tcPr>
           <w:p>
             <w:pPr>
               <w:pStyle w:val="Compact"/>
@@ -5532,7 +5816,9 @@
           </w:p>
         </w:tc>
         <w:tc>
-          <w:tcPr/>
+          <w:tcPr>
+            <w:shd w:val="clear" w:color="auto" w:fill="FAFCFE"/>
+          </w:tcPr>
           <w:p>
             <w:pPr>
               <w:pStyle w:val="Compact"/>
@@ -5615,7 +5901,9 @@
       </w:tr>
       <w:tr>
         <w:tc>
-          <w:tcPr/>
+          <w:tcPr>
+            <w:shd w:val="clear" w:color="auto" w:fill="FAFCFE"/>
+          </w:tcPr>
           <w:p>
             <w:pPr>
               <w:pStyle w:val="Compact"/>
@@ -5631,7 +5919,9 @@
           </w:p>
         </w:tc>
         <w:tc>
-          <w:tcPr/>
+          <w:tcPr>
+            <w:shd w:val="clear" w:color="auto" w:fill="FAFCFE"/>
+          </w:tcPr>
           <w:p>
             <w:pPr>
               <w:pStyle w:val="Compact"/>
@@ -5647,7 +5937,9 @@
           </w:p>
         </w:tc>
         <w:tc>
-          <w:tcPr/>
+          <w:tcPr>
+            <w:shd w:val="clear" w:color="auto" w:fill="FAFCFE"/>
+          </w:tcPr>
           <w:p>
             <w:pPr>
               <w:pStyle w:val="Compact"/>
@@ -7212,6 +7504,15 @@
         <w:tblStyle w:val="Table"/>
         <w:tblW w:type="auto" w:w="0"/>
         <w:tblLook w:firstRow="1" w:lastRow="0" w:firstColumn="0" w:lastColumn="0" w:noHBand="0" w:noVBand="0" w:val="0020"/>
+        <w:jc w:val="center"/>
+        <w:tblBorders>
+          <w:top w:val="single" w:sz="4" w:color="C9D3DE"/>
+          <w:left w:val="single" w:sz="4" w:color="C9D3DE"/>
+          <w:bottom w:val="single" w:sz="4" w:color="C9D3DE"/>
+          <w:right w:val="single" w:sz="4" w:color="C9D3DE"/>
+          <w:insideH w:val="single" w:sz="4" w:color="C9D3DE"/>
+          <w:insideV w:val="single" w:sz="4" w:color="C9D3DE"/>
+        </w:tblBorders>
         <w:bidiVisual/>
       </w:tblPr>
       <w:tblGrid>
@@ -7232,14 +7533,18 @@
           <w:tblHeader w:val="on"/>
         </w:trPr>
         <w:tc>
-          <w:tcPr/>
-          <w:p>
-            <w:pPr>
-              <w:pStyle w:val="Compact"/>
-              <w:bidi/>
-            </w:pPr>
-            <w:r>
-              <w:rPr>
+          <w:tcPr>
+            <w:shd w:val="clear" w:color="auto" w:fill="1E3A5F"/>
+          </w:tcPr>
+          <w:p>
+            <w:pPr>
+              <w:pStyle w:val="Compact"/>
+              <w:bidi/>
+            </w:pPr>
+            <w:r>
+              <w:rPr>
+                <w:b/>
+                <w:color w:val="FFFFFF"/>
                 <w:sz w:val="22"/>
                 <w:rtl/>
               </w:rPr>
@@ -7248,14 +7553,18 @@
           </w:p>
         </w:tc>
         <w:tc>
-          <w:tcPr/>
-          <w:p>
-            <w:pPr>
-              <w:pStyle w:val="Compact"/>
-              <w:bidi/>
-            </w:pPr>
-            <w:r>
-              <w:rPr>
+          <w:tcPr>
+            <w:shd w:val="clear" w:color="auto" w:fill="1E3A5F"/>
+          </w:tcPr>
+          <w:p>
+            <w:pPr>
+              <w:pStyle w:val="Compact"/>
+              <w:bidi/>
+            </w:pPr>
+            <w:r>
+              <w:rPr>
+                <w:b/>
+                <w:color w:val="FFFFFF"/>
                 <w:sz w:val="22"/>
                 <w:rtl/>
               </w:rPr>
@@ -7264,14 +7573,18 @@
           </w:p>
         </w:tc>
         <w:tc>
-          <w:tcPr/>
-          <w:p>
-            <w:pPr>
-              <w:pStyle w:val="Compact"/>
-              <w:bidi/>
-            </w:pPr>
-            <w:r>
-              <w:rPr>
+          <w:tcPr>
+            <w:shd w:val="clear" w:color="auto" w:fill="1E3A5F"/>
+          </w:tcPr>
+          <w:p>
+            <w:pPr>
+              <w:pStyle w:val="Compact"/>
+              <w:bidi/>
+            </w:pPr>
+            <w:r>
+              <w:rPr>
+                <w:b/>
+                <w:color w:val="FFFFFF"/>
                 <w:sz w:val="22"/>
                 <w:rtl/>
               </w:rPr>
@@ -7280,14 +7593,18 @@
           </w:p>
         </w:tc>
         <w:tc>
-          <w:tcPr/>
-          <w:p>
-            <w:pPr>
-              <w:pStyle w:val="Compact"/>
-              <w:bidi/>
-            </w:pPr>
-            <w:r>
-              <w:rPr>
+          <w:tcPr>
+            <w:shd w:val="clear" w:color="auto" w:fill="1E3A5F"/>
+          </w:tcPr>
+          <w:p>
+            <w:pPr>
+              <w:pStyle w:val="Compact"/>
+              <w:bidi/>
+            </w:pPr>
+            <w:r>
+              <w:rPr>
+                <w:b/>
+                <w:color w:val="FFFFFF"/>
                 <w:sz w:val="22"/>
                 <w:rtl/>
               </w:rPr>
@@ -7296,14 +7613,18 @@
           </w:p>
         </w:tc>
         <w:tc>
-          <w:tcPr/>
-          <w:p>
-            <w:pPr>
-              <w:pStyle w:val="Compact"/>
-              <w:bidi/>
-            </w:pPr>
-            <w:r>
-              <w:rPr>
+          <w:tcPr>
+            <w:shd w:val="clear" w:color="auto" w:fill="1E3A5F"/>
+          </w:tcPr>
+          <w:p>
+            <w:pPr>
+              <w:pStyle w:val="Compact"/>
+              <w:bidi/>
+            </w:pPr>
+            <w:r>
+              <w:rPr>
+                <w:b/>
+                <w:color w:val="FFFFFF"/>
                 <w:sz w:val="22"/>
                 <w:rtl/>
               </w:rPr>
@@ -7312,14 +7633,18 @@
           </w:p>
         </w:tc>
         <w:tc>
-          <w:tcPr/>
-          <w:p>
-            <w:pPr>
-              <w:pStyle w:val="Compact"/>
-              <w:bidi/>
-            </w:pPr>
-            <w:r>
-              <w:rPr>
+          <w:tcPr>
+            <w:shd w:val="clear" w:color="auto" w:fill="1E3A5F"/>
+          </w:tcPr>
+          <w:p>
+            <w:pPr>
+              <w:pStyle w:val="Compact"/>
+              <w:bidi/>
+            </w:pPr>
+            <w:r>
+              <w:rPr>
+                <w:b/>
+                <w:color w:val="FFFFFF"/>
                 <w:sz w:val="22"/>
                 <w:rtl/>
               </w:rPr>
@@ -7328,14 +7653,18 @@
           </w:p>
         </w:tc>
         <w:tc>
-          <w:tcPr/>
-          <w:p>
-            <w:pPr>
-              <w:pStyle w:val="Compact"/>
-              <w:bidi/>
-            </w:pPr>
-            <w:r>
-              <w:rPr>
+          <w:tcPr>
+            <w:shd w:val="clear" w:color="auto" w:fill="1E3A5F"/>
+          </w:tcPr>
+          <w:p>
+            <w:pPr>
+              <w:pStyle w:val="Compact"/>
+              <w:bidi/>
+            </w:pPr>
+            <w:r>
+              <w:rPr>
+                <w:b/>
+                <w:color w:val="FFFFFF"/>
                 <w:sz w:val="22"/>
                 <w:rtl/>
               </w:rPr>
@@ -7344,14 +7673,18 @@
           </w:p>
         </w:tc>
         <w:tc>
-          <w:tcPr/>
-          <w:p>
-            <w:pPr>
-              <w:pStyle w:val="Compact"/>
-              <w:bidi/>
-            </w:pPr>
-            <w:r>
-              <w:rPr>
+          <w:tcPr>
+            <w:shd w:val="clear" w:color="auto" w:fill="1E3A5F"/>
+          </w:tcPr>
+          <w:p>
+            <w:pPr>
+              <w:pStyle w:val="Compact"/>
+              <w:bidi/>
+            </w:pPr>
+            <w:r>
+              <w:rPr>
+                <w:b/>
+                <w:color w:val="FFFFFF"/>
                 <w:sz w:val="22"/>
                 <w:rtl/>
               </w:rPr>
@@ -7360,14 +7693,18 @@
           </w:p>
         </w:tc>
         <w:tc>
-          <w:tcPr/>
-          <w:p>
-            <w:pPr>
-              <w:pStyle w:val="Compact"/>
-              <w:bidi/>
-            </w:pPr>
-            <w:r>
-              <w:rPr>
+          <w:tcPr>
+            <w:shd w:val="clear" w:color="auto" w:fill="1E3A5F"/>
+          </w:tcPr>
+          <w:p>
+            <w:pPr>
+              <w:pStyle w:val="Compact"/>
+              <w:bidi/>
+            </w:pPr>
+            <w:r>
+              <w:rPr>
+                <w:b/>
+                <w:color w:val="FFFFFF"/>
                 <w:sz w:val="22"/>
                 <w:rtl/>
               </w:rPr>
@@ -7376,14 +7713,18 @@
           </w:p>
         </w:tc>
         <w:tc>
-          <w:tcPr/>
-          <w:p>
-            <w:pPr>
-              <w:pStyle w:val="Compact"/>
-              <w:bidi/>
-            </w:pPr>
-            <w:r>
-              <w:rPr>
+          <w:tcPr>
+            <w:shd w:val="clear" w:color="auto" w:fill="1E3A5F"/>
+          </w:tcPr>
+          <w:p>
+            <w:pPr>
+              <w:pStyle w:val="Compact"/>
+              <w:bidi/>
+            </w:pPr>
+            <w:r>
+              <w:rPr>
+                <w:b/>
+                <w:color w:val="FFFFFF"/>
                 <w:sz w:val="22"/>
                 <w:rtl/>
               </w:rPr>
@@ -7392,14 +7733,18 @@
           </w:p>
         </w:tc>
         <w:tc>
-          <w:tcPr/>
-          <w:p>
-            <w:pPr>
-              <w:pStyle w:val="Compact"/>
-              <w:bidi/>
-            </w:pPr>
-            <w:r>
-              <w:rPr>
+          <w:tcPr>
+            <w:shd w:val="clear" w:color="auto" w:fill="1E3A5F"/>
+          </w:tcPr>
+          <w:p>
+            <w:pPr>
+              <w:pStyle w:val="Compact"/>
+              <w:bidi/>
+            </w:pPr>
+            <w:r>
+              <w:rPr>
+                <w:b/>
+                <w:color w:val="FFFFFF"/>
                 <w:sz w:val="22"/>
                 <w:rtl/>
               </w:rPr>
@@ -7511,97 +7856,119 @@
       </w:tr>
       <w:tr>
         <w:tc>
-          <w:tcPr/>
-          <w:p>
-            <w:pPr>
-              <w:pStyle w:val="Compact"/>
-              <w:bidi/>
-            </w:pPr>
-          </w:p>
-        </w:tc>
-        <w:tc>
-          <w:tcPr/>
-          <w:p>
-            <w:pPr>
-              <w:pStyle w:val="Compact"/>
-              <w:bidi/>
-            </w:pPr>
-          </w:p>
-        </w:tc>
-        <w:tc>
-          <w:tcPr/>
-          <w:p>
-            <w:pPr>
-              <w:pStyle w:val="Compact"/>
-              <w:bidi/>
-            </w:pPr>
-          </w:p>
-        </w:tc>
-        <w:tc>
-          <w:tcPr/>
-          <w:p>
-            <w:pPr>
-              <w:pStyle w:val="Compact"/>
-              <w:bidi/>
-            </w:pPr>
-          </w:p>
-        </w:tc>
-        <w:tc>
-          <w:tcPr/>
-          <w:p>
-            <w:pPr>
-              <w:pStyle w:val="Compact"/>
-              <w:bidi/>
-            </w:pPr>
-          </w:p>
-        </w:tc>
-        <w:tc>
-          <w:tcPr/>
-          <w:p>
-            <w:pPr>
-              <w:pStyle w:val="Compact"/>
-              <w:bidi/>
-            </w:pPr>
-          </w:p>
-        </w:tc>
-        <w:tc>
-          <w:tcPr/>
-          <w:p>
-            <w:pPr>
-              <w:pStyle w:val="Compact"/>
-              <w:bidi/>
-            </w:pPr>
-          </w:p>
-        </w:tc>
-        <w:tc>
-          <w:tcPr/>
-          <w:p>
-            <w:pPr>
-              <w:pStyle w:val="Compact"/>
-              <w:bidi/>
-            </w:pPr>
-          </w:p>
-        </w:tc>
-        <w:tc>
-          <w:tcPr/>
-          <w:p>
-            <w:pPr>
-              <w:pStyle w:val="Compact"/>
-              <w:bidi/>
-            </w:pPr>
-          </w:p>
-        </w:tc>
-        <w:tc>
-          <w:tcPr/>
-          <w:p>
-            <w:pPr>
-              <w:pStyle w:val="Compact"/>
-              <w:bidi/>
-            </w:pPr>
-          </w:p>
-        </w:tc>
-        <w:tc>
-          <w:tcPr/>
+          <w:tcPr>
+            <w:shd w:val="clear" w:color="auto" w:fill="FAFCFE"/>
+          </w:tcPr>
+          <w:p>
+            <w:pPr>
+              <w:pStyle w:val="Compact"/>
+              <w:bidi/>
+            </w:pPr>
+          </w:p>
+        </w:tc>
+        <w:tc>
+          <w:tcPr>
+            <w:shd w:val="clear" w:color="auto" w:fill="FAFCFE"/>
+          </w:tcPr>
+          <w:p>
+            <w:pPr>
+              <w:pStyle w:val="Compact"/>
+              <w:bidi/>
+            </w:pPr>
+          </w:p>
+        </w:tc>
+        <w:tc>
+          <w:tcPr>
+            <w:shd w:val="clear" w:color="auto" w:fill="FAFCFE"/>
+          </w:tcPr>
+          <w:p>
+            <w:pPr>
+              <w:pStyle w:val="Compact"/>
+              <w:bidi/>
+            </w:pPr>
+          </w:p>
+        </w:tc>
+        <w:tc>
+          <w:tcPr>
+            <w:shd w:val="clear" w:color="auto" w:fill="FAFCFE"/>
+          </w:tcPr>
+          <w:p>
+            <w:pPr>
+              <w:pStyle w:val="Compact"/>
+              <w:bidi/>
+            </w:pPr>
+          </w:p>
+        </w:tc>
+        <w:tc>
+          <w:tcPr>
+            <w:shd w:val="clear" w:color="auto" w:fill="FAFCFE"/>
+          </w:tcPr>
+          <w:p>
+            <w:pPr>
+              <w:pStyle w:val="Compact"/>
+              <w:bidi/>
+            </w:pPr>
+          </w:p>
+        </w:tc>
+        <w:tc>
+          <w:tcPr>
+            <w:shd w:val="clear" w:color="auto" w:fill="FAFCFE"/>
+          </w:tcPr>
+          <w:p>
+            <w:pPr>
+              <w:pStyle w:val="Compact"/>
+              <w:bidi/>
+            </w:pPr>
+          </w:p>
+        </w:tc>
+        <w:tc>
+          <w:tcPr>
+            <w:shd w:val="clear" w:color="auto" w:fill="FAFCFE"/>
+          </w:tcPr>
+          <w:p>
+            <w:pPr>
+              <w:pStyle w:val="Compact"/>
+              <w:bidi/>
+            </w:pPr>
+          </w:p>
+        </w:tc>
+        <w:tc>
+          <w:tcPr>
+            <w:shd w:val="clear" w:color="auto" w:fill="FAFCFE"/>
+          </w:tcPr>
+          <w:p>
+            <w:pPr>
+              <w:pStyle w:val="Compact"/>
+              <w:bidi/>
+            </w:pPr>
+          </w:p>
+        </w:tc>
+        <w:tc>
+          <w:tcPr>
+            <w:shd w:val="clear" w:color="auto" w:fill="FAFCFE"/>
+          </w:tcPr>
+          <w:p>
+            <w:pPr>
+              <w:pStyle w:val="Compact"/>
+              <w:bidi/>
+            </w:pPr>
+          </w:p>
+        </w:tc>
+        <w:tc>
+          <w:tcPr>
+            <w:shd w:val="clear" w:color="auto" w:fill="FAFCFE"/>
+          </w:tcPr>
+          <w:p>
+            <w:pPr>
+              <w:pStyle w:val="Compact"/>
+              <w:bidi/>
+            </w:pPr>
+          </w:p>
+        </w:tc>
+        <w:tc>
+          <w:tcPr>
+            <w:shd w:val="clear" w:color="auto" w:fill="FAFCFE"/>
+          </w:tcPr>
           <w:p>
             <w:pPr>
               <w:pStyle w:val="Compact"/>
@@ -7713,97 +8080,119 @@
       </w:tr>
       <w:tr>
         <w:tc>
-          <w:tcPr/>
-          <w:p>
-            <w:pPr>
-              <w:pStyle w:val="Compact"/>
-              <w:bidi/>
-            </w:pPr>
-          </w:p>
-        </w:tc>
-        <w:tc>
-          <w:tcPr/>
-          <w:p>
-            <w:pPr>
-              <w:pStyle w:val="Compact"/>
-              <w:bidi/>
-            </w:pPr>
-          </w:p>
-        </w:tc>
-        <w:tc>
-          <w:tcPr/>
-          <w:p>
-            <w:pPr>
-              <w:pStyle w:val="Compact"/>
-              <w:bidi/>
-            </w:pPr>
-          </w:p>
-        </w:tc>
-        <w:tc>
-          <w:tcPr/>
-          <w:p>
-            <w:pPr>
-              <w:pStyle w:val="Compact"/>
-              <w:bidi/>
-            </w:pPr>
-          </w:p>
-        </w:tc>
-        <w:tc>
-          <w:tcPr/>
-          <w:p>
-            <w:pPr>
-              <w:pStyle w:val="Compact"/>
-              <w:bidi/>
-            </w:pPr>
-          </w:p>
-        </w:tc>
-        <w:tc>
-          <w:tcPr/>
-          <w:p>
-            <w:pPr>
-              <w:pStyle w:val="Compact"/>
-              <w:bidi/>
-            </w:pPr>
-          </w:p>
-        </w:tc>
-        <w:tc>
-          <w:tcPr/>
-          <w:p>
-            <w:pPr>
-              <w:pStyle w:val="Compact"/>
-              <w:bidi/>
-            </w:pPr>
-          </w:p>
-        </w:tc>
-        <w:tc>
-          <w:tcPr/>
-          <w:p>
-            <w:pPr>
-              <w:pStyle w:val="Compact"/>
-              <w:bidi/>
-            </w:pPr>
-          </w:p>
-        </w:tc>
-        <w:tc>
-          <w:tcPr/>
-          <w:p>
-            <w:pPr>
-              <w:pStyle w:val="Compact"/>
-              <w:bidi/>
-            </w:pPr>
-          </w:p>
-        </w:tc>
-        <w:tc>
-          <w:tcPr/>
-          <w:p>
-            <w:pPr>
-              <w:pStyle w:val="Compact"/>
-              <w:bidi/>
-            </w:pPr>
-          </w:p>
-        </w:tc>
-        <w:tc>
-          <w:tcPr/>
+          <w:tcPr>
+            <w:shd w:val="clear" w:color="auto" w:fill="FAFCFE"/>
+          </w:tcPr>
+          <w:p>
+            <w:pPr>
+              <w:pStyle w:val="Compact"/>
+              <w:bidi/>
+            </w:pPr>
+          </w:p>
+        </w:tc>
+        <w:tc>
+          <w:tcPr>
+            <w:shd w:val="clear" w:color="auto" w:fill="FAFCFE"/>
+          </w:tcPr>
+          <w:p>
+            <w:pPr>
+              <w:pStyle w:val="Compact"/>
+              <w:bidi/>
+            </w:pPr>
+          </w:p>
+        </w:tc>
+        <w:tc>
+          <w:tcPr>
+            <w:shd w:val="clear" w:color="auto" w:fill="FAFCFE"/>
+          </w:tcPr>
+          <w:p>
+            <w:pPr>
+              <w:pStyle w:val="Compact"/>
+              <w:bidi/>
+            </w:pPr>
+          </w:p>
+        </w:tc>
+        <w:tc>
+          <w:tcPr>
+            <w:shd w:val="clear" w:color="auto" w:fill="FAFCFE"/>
+          </w:tcPr>
+          <w:p>
+            <w:pPr>
+              <w:pStyle w:val="Compact"/>
+              <w:bidi/>
+            </w:pPr>
+          </w:p>
+        </w:tc>
+        <w:tc>
+          <w:tcPr>
+            <w:shd w:val="clear" w:color="auto" w:fill="FAFCFE"/>
+          </w:tcPr>
+          <w:p>
+            <w:pPr>
+              <w:pStyle w:val="Compact"/>
+              <w:bidi/>
+            </w:pPr>
+          </w:p>
+        </w:tc>
+        <w:tc>
+          <w:tcPr>
+            <w:shd w:val="clear" w:color="auto" w:fill="FAFCFE"/>
+          </w:tcPr>
+          <w:p>
+            <w:pPr>
+              <w:pStyle w:val="Compact"/>
+              <w:bidi/>
+            </w:pPr>
+          </w:p>
+        </w:tc>
+        <w:tc>
+          <w:tcPr>
+            <w:shd w:val="clear" w:color="auto" w:fill="FAFCFE"/>
+          </w:tcPr>
+          <w:p>
+            <w:pPr>
+              <w:pStyle w:val="Compact"/>
+              <w:bidi/>
+            </w:pPr>
+          </w:p>
+        </w:tc>
+        <w:tc>
+          <w:tcPr>
+            <w:shd w:val="clear" w:color="auto" w:fill="FAFCFE"/>
+          </w:tcPr>
+          <w:p>
+            <w:pPr>
+              <w:pStyle w:val="Compact"/>
+              <w:bidi/>
+            </w:pPr>
+          </w:p>
+        </w:tc>
+        <w:tc>
+          <w:tcPr>
+            <w:shd w:val="clear" w:color="auto" w:fill="FAFCFE"/>
+          </w:tcPr>
+          <w:p>
+            <w:pPr>
+              <w:pStyle w:val="Compact"/>
+              <w:bidi/>
+            </w:pPr>
+          </w:p>
+        </w:tc>
+        <w:tc>
+          <w:tcPr>
+            <w:shd w:val="clear" w:color="auto" w:fill="FAFCFE"/>
+          </w:tcPr>
+          <w:p>
+            <w:pPr>
+              <w:pStyle w:val="Compact"/>
+              <w:bidi/>
+            </w:pPr>
+          </w:p>
+        </w:tc>
+        <w:tc>
+          <w:tcPr>
+            <w:shd w:val="clear" w:color="auto" w:fill="FAFCFE"/>
+          </w:tcPr>
           <w:p>
             <w:pPr>
               <w:pStyle w:val="Compact"/>
